--- a/apps/web/整合開發評估總論-V3-2026.docx
+++ b/apps/web/整合開發評估總論-V3-2026.docx
@@ -66,7 +66,7 @@
           <w:sz w:val="22"/>
           <w:szCs w:val="22"/>
         </w:rPr>
-        <w:t xml:space="preserve">V3 · 2026年8月 · Core 0.4.0</w:t>
+        <w:t xml:space="preserve">V3 · 2026年8月 · Core 0.5.0</w:t>
       </w:r>
     </w:p>
     <w:p>
@@ -171,7 +171,7 @@
           <w:sz w:val="20"/>
           <w:szCs w:val="20"/>
         </w:rPr>
-        <w:t xml:space="preserve">V3 · 2026 年 8 月 · Core 0.4.0 · 本文件所有案例均為合成資料，零真實案件資訊 法規查證日：2026/08。都更／危老法規正處於 2025–2027 大修期，涉及具體案件適用，以主管機關核定當下版本為準。  V3 新增：§2.7 方案比較的歸因紀律（差異要說得出誰造成、且加得回去）、 §3.6 時間治理（法定期限帶法源／經驗法則須標示）、§5 第五條紀律「可歸因」。</w:t>
+        <w:t xml:space="preserve">V3 · 2026 年 8 月 · Core 0.5.0 · 本文件所有案例均為合成資料，零真實案件資訊 法規查證日：2026/08。都更／危老法規正處於 2025–2027 大修期，涉及具體案件適用，以主管機關核定當下版本為準。  V3 新增：§2.7 方案比較的歸因紀律（差異要說得出誰造成、且加得回去）、 §3.6 時間治理（法定期限帶法源／經驗法則須標示）、§5 第五條紀律「可歸因」。</w:t>
       </w:r>
     </w:p>
     <w:p>
